--- a/Part-Two-Ch07-The-Union-Breaks/First Bull Run.docx
+++ b/Part-Two-Ch07-The-Union-Breaks/First Bull Run.docx
@@ -9,25 +9,22 @@
         <w:tblLook w:firstColumn="1" w:firstRow="1" w:lastColumn="0" w:lastRow="0" w:noHBand="0" w:noVBand="1" w:val="04A0"/>
       </w:tblPr>
       <w:tblGrid>
-        <w:gridCol w:w="9936"/>
+        <w:gridCol w:w="10224"/>
       </w:tblGrid>
       <w:tr>
         <w:tc>
           <w:tcPr>
-            <w:tcW w:type="dxa" w:w="9936"/>
+            <w:tcW w:type="dxa" w:w="10224"/>
             <w:shd w:val="clear" w:fill="B1442F"/>
           </w:tcPr>
           <w:p>
-            <w:pPr>
-              <w:jc w:val="left"/>
-            </w:pPr>
             <w:r>
               <w:rPr>
                 <w:b/>
                 <w:color w:val="FFE6DE"/>
                 <w:sz w:val="18"/>
               </w:rPr>
-              <w:t>CHAPTER 7 · DEEP DIVE · A HOUSE DIVIDED</w:t>
+              <w:t>PROMISE &amp; PRACTICE  ·  DEEP DIVE  ·  SOURCE ANALYSIS</w:t>
             </w:r>
           </w:p>
           <w:p>
@@ -35,18 +32,19 @@
               <w:rPr>
                 <w:b/>
                 <w:color w:val="FFFFFF"/>
-                <w:sz w:val="40"/>
+                <w:sz w:val="42"/>
               </w:rPr>
-              <w:t>First Bull Run</w:t>
+              <w:t>First Bull Run — A House Divided</w:t>
             </w:r>
           </w:p>
           <w:p>
             <w:r>
               <w:rPr>
+                <w:i/>
                 <w:color w:val="FFE6DE"/>
-                <w:sz w:val="21"/>
+                <w:sz w:val="22"/>
               </w:rPr>
-              <w:t>Both sides thought the war would be short and glorious. One July afternoon in Virginia taught them otherwise. 1861.</w:t>
+              <w:t>Why They Thought It Would Be Easy</w:t>
             </w:r>
           </w:p>
         </w:tc>
@@ -64,7 +62,7 @@
         <w:rPr>
           <w:sz w:val="21"/>
         </w:rPr>
-        <w:t xml:space="preserve">__________________________    </w:t>
+        <w:t xml:space="preserve">______________________________    </w:t>
       </w:r>
       <w:r>
         <w:rPr>
@@ -90,30 +88,227 @@
         <w:rPr>
           <w:sz w:val="21"/>
         </w:rPr>
-        <w:t>______________</w:t>
+        <w:t>________________</w:t>
+      </w:r>
+    </w:p>
+    <w:tbl>
+      <w:tblPr>
+        <w:tblW w:type="auto" w:w="0"/>
+        <w:tblLayout w:type="autofit"/>
+        <w:tblLook w:firstColumn="1" w:firstRow="1" w:lastColumn="0" w:lastRow="0" w:noHBand="0" w:noVBand="1" w:val="04A0"/>
+      </w:tblPr>
+      <w:tblGrid>
+        <w:gridCol w:w="10224"/>
+      </w:tblGrid>
+      <w:tr>
+        <w:tc>
+          <w:tcPr>
+            <w:tcW w:type="dxa" w:w="10224"/>
+            <w:shd w:val="clear" w:fill="f4c04e"/>
+          </w:tcPr>
+          <w:p>
+            <w:r>
+              <w:rPr>
+                <w:b/>
+                <w:color w:val="5A4512"/>
+                <w:sz w:val="19"/>
+              </w:rPr>
+              <w:t xml:space="preserve">WHAT I CAN DO TODAY   </w:t>
+            </w:r>
+            <w:r>
+              <w:rPr>
+                <w:color w:val="5A4512"/>
+                <w:sz w:val="21"/>
+              </w:rPr>
+              <w:t>I can read primary sources about First Bull Run — A House Divided, weigh who made each one and why, and use evidence to answer historical questions.</w:t>
+            </w:r>
+          </w:p>
+        </w:tc>
+      </w:tr>
+    </w:tbl>
+    <w:p>
+      <w:r>
+        <w:rPr>
+          <w:b/>
+          <w:color w:val="B1442F"/>
+        </w:rPr>
+        <w:t xml:space="preserve">Directions. </w:t>
+      </w:r>
+      <w:r>
+        <w:rPr>
+          <w:sz w:val="22"/>
+        </w:rPr>
+        <w:t>Historians judge the past by what people knew at the time, not by what we know now. Step into the summer of 1861</w:t>
       </w:r>
     </w:p>
     <w:p/>
     <w:p>
       <w:r>
         <w:rPr>
+          <w:b/>
+          <w:color w:val="B1442F"/>
+          <w:sz w:val="26"/>
+        </w:rPr>
+        <w:t>THE SOURCES</w:t>
+      </w:r>
+    </w:p>
+    <w:p>
+      <w:pPr>
+        <w:spacing w:before="160"/>
+      </w:pPr>
+      <w:r>
+        <w:rPr>
+          <w:b/>
+          <w:color w:val="1C1714"/>
+          <w:sz w:val="23"/>
+        </w:rPr>
+        <w:t>THE IMAGE · JULY 1861  —  The Battle of Bull Run</w:t>
+      </w:r>
+    </w:p>
+    <w:p>
+      <w:pPr>
+        <w:jc w:val="center"/>
+      </w:pPr>
+      <w:r>
+        <w:drawing>
+          <wp:inline xmlns:a="http://schemas.openxmlformats.org/drawingml/2006/main" xmlns:pic="http://schemas.openxmlformats.org/drawingml/2006/picture">
+            <wp:extent cx="3931920" cy="2827050"/>
+            <wp:docPr id="1" name="Picture 1"/>
+            <wp:cNvGraphicFramePr>
+              <a:graphicFrameLocks noChangeAspect="1"/>
+            </wp:cNvGraphicFramePr>
+            <a:graphic>
+              <a:graphicData uri="http://schemas.openxmlformats.org/drawingml/2006/picture">
+                <pic:pic>
+                  <pic:nvPicPr>
+                    <pic:cNvPr id="0" name="image.jpg"/>
+                    <pic:cNvPicPr/>
+                  </pic:nvPicPr>
+                  <pic:blipFill>
+                    <a:blip r:embed="rId9"/>
+                    <a:stretch>
+                      <a:fillRect/>
+                    </a:stretch>
+                  </pic:blipFill>
+                  <pic:spPr>
+                    <a:xfrm>
+                      <a:off x="0" y="0"/>
+                      <a:ext cx="3931920" cy="2827050"/>
+                    </a:xfrm>
+                    <a:prstGeom prst="rect"/>
+                  </pic:spPr>
+                </pic:pic>
+              </a:graphicData>
+            </a:graphic>
+          </wp:inline>
+        </w:drawing>
+      </w:r>
+    </w:p>
+    <w:p>
+      <w:pPr>
+        <w:ind w:left="432"/>
+      </w:pPr>
+      <w:r>
+        <w:rPr>
           <w:i/>
           <w:color w:val="1C1714"/>
           <w:sz w:val="22"/>
         </w:rPr>
-        <w:t>Both sides thought the war would be short and glorious. One July afternoon in Virginia taught them otherwise. 1861.</w:t>
+        <w:t>This bright, heroic lithograph was sold to a public that still imagined war as a gallant adventure. The reality on the road back to Washington looked nothing like it</w:t>
+      </w:r>
+    </w:p>
+    <w:p>
+      <w:r>
+        <w:rPr>
+          <w:color w:val="6A6256"/>
+          <w:sz w:val="17"/>
+        </w:rPr>
+        <w:t>“Battle of Bull Run, July 21, 1861” — hand-colored lithograph, Currier &amp; Ives, 1861, public domain (Library of Congress).</w:t>
       </w:r>
     </w:p>
     <w:p>
       <w:pPr>
-        <w:spacing w:after="80"/>
+        <w:spacing w:before="160"/>
       </w:pPr>
       <w:r>
         <w:rPr>
+          <w:b/>
           <w:color w:val="1C1714"/>
           <w:sz w:val="23"/>
         </w:rPr>
-        <w:t>Why did people in 1861 believe the war would be over in ninety days — and what does it cost a nation to be that wrong?</w:t>
+        <w:t>SOURCE A · A NORTHERN NEWSPAPER · JUNE 1861  —  “Forward to Richmond!”</w:t>
+      </w:r>
+    </w:p>
+    <w:p>
+      <w:pPr>
+        <w:ind w:left="432"/>
+      </w:pPr>
+      <w:r>
+        <w:rPr>
+          <w:i/>
+          <w:color w:val="1C1714"/>
+          <w:sz w:val="22"/>
+        </w:rPr>
+        <w:t>“The Rebel Congress must not be allowed to meet there on the 20th of July. By that date the place must be held by the National Army. … Forward to Richmond!”</w:t>
+        <w:br/>
+        <w:t>— New-York Tribune, June 1861. Public domain</w:t>
+      </w:r>
+    </w:p>
+    <w:p>
+      <w:r>
+        <w:rPr>
+          <w:color w:val="6A6256"/>
+          <w:sz w:val="17"/>
+        </w:rPr>
+        <w:t>— New-York Tribune, June 1861. Public domain.</w:t>
+      </w:r>
+    </w:p>
+    <w:p>
+      <w:pPr>
+        <w:spacing w:before="160"/>
+      </w:pPr>
+      <w:r>
+        <w:rPr>
+          <w:b/>
+          <w:color w:val="1C1714"/>
+          <w:sz w:val="23"/>
+        </w:rPr>
+        <w:t>SOURCE B · A WASHINGTON DIARIST · AFTER THE BATTLE  —  The view from the retreat</w:t>
+      </w:r>
+    </w:p>
+    <w:p>
+      <w:pPr>
+        <w:ind w:left="432"/>
+      </w:pPr>
+      <w:r>
+        <w:rPr>
+          <w:i/>
+          <w:color w:val="1C1714"/>
+          <w:sz w:val="22"/>
+        </w:rPr>
+        <w:t>“The further they ran, the more frightened they grew. … We called to them, tried to tell them there was no danger, called them cowards … but it would not do; they had only one idea — to get away.”</w:t>
+        <w:br/>
+        <w:t>— eyewitness account of the retreat, 1861. Public domain</w:t>
+      </w:r>
+    </w:p>
+    <w:p>
+      <w:r>
+        <w:rPr>
+          <w:color w:val="6A6256"/>
+          <w:sz w:val="17"/>
+        </w:rPr>
+        <w:t>— eyewitness account of the retreat, 1861. Public domain.</w:t>
+      </w:r>
+    </w:p>
+    <w:p/>
+    <w:p>
+      <w:r>
+        <w:rPr>
+          <w:b/>
+          <w:color w:val="B1442F"/>
+          <w:sz w:val="26"/>
+        </w:rPr>
+        <w:t>YOUR WORK</w:t>
       </w:r>
     </w:p>
     <w:p>
@@ -123,54 +318,65 @@
       <w:r>
         <w:rPr>
           <w:b/>
-          <w:color w:val="B1442F"/>
-          <w:sz w:val="28"/>
+          <w:color w:val="FFFFFF"/>
+          <w:sz w:val="20"/>
+          <w:shd w:val="clear" w:fill="B1442F"/>
         </w:rPr>
-        <w:t>“On to Richmond!”</w:t>
+        <w:t xml:space="preserve">  QUESTION 1  </w:t>
+      </w:r>
+      <w:r>
+        <w:rPr>
+          <w:b/>
+          <w:color w:val="6A6256"/>
+          <w:sz w:val="18"/>
+        </w:rPr>
+        <w:t xml:space="preserve">   STEP 1 · THE MOOD BEFORE</w:t>
       </w:r>
     </w:p>
     <w:p>
       <w:r>
         <w:rPr>
-          <w:b/>
-          <w:color w:val="6A6256"/>
-          <w:sz w:val="17"/>
+          <w:b w:val="0"/>
+          <w:color w:val="1C1714"/>
+          <w:sz w:val="23"/>
         </w:rPr>
-        <w:t>SUMMER 1861</w:t>
+        <w:t>Using Source A and the lesson, describe the mood in the North before the battle. What did people expect, and why were enlistments only ninety days?</w:t>
       </w:r>
     </w:p>
     <w:p>
       <w:pPr>
-        <w:spacing w:after="80"/>
+        <w:spacing w:after="120"/>
       </w:pPr>
       <w:r>
         <w:rPr>
-          <w:color w:val="1C1714"/>
-          <w:sz w:val="23"/>
+          <w:color w:val="9A9286"/>
+          <w:sz w:val="22"/>
         </w:rPr>
-        <w:t>After Sumter, both sides were sure of a quick victory. Northern newspapers demanded the army march on the Confederate capital at Richmond and end the rebellion in one blow. Enlistments were for just ninety days — no one expected to need longer.</w:t>
+        <w:t>____________________________________________________________________________________________</w:t>
       </w:r>
     </w:p>
     <w:p>
       <w:pPr>
-        <w:spacing w:after="80"/>
+        <w:spacing w:after="120"/>
       </w:pPr>
       <w:r>
         <w:rPr>
-          <w:color w:val="1C1714"/>
-          <w:sz w:val="23"/>
+          <w:color w:val="9A9286"/>
+          <w:sz w:val="22"/>
         </w:rPr>
-        <w:t>In July 1861, an inexperienced Union army marched into Virginia to meet an equally green Confederate army near a creek called Bull Run, close to the railroad junction of Manassas.</w:t>
+        <w:t>____________________________________________________________________________________________</w:t>
       </w:r>
     </w:p>
     <w:p>
+      <w:pPr>
+        <w:spacing w:after="120"/>
+      </w:pPr>
       <w:r>
         <w:rPr>
-          <w:i/>
-          <w:color w:val="6A6256"/>
-          <w:sz w:val="17"/>
+          <w:color w:val="9A9286"/>
+          <w:sz w:val="22"/>
         </w:rPr>
-        <w:t>“Battle of Bull Run, July 21, 1861” — hand-colored lithograph, Currier &amp; Ives, 1861, public domain (Library of Congress).</w:t>
+        <w:t>____________________________________________________________________________________________</w:t>
       </w:r>
     </w:p>
     <w:p>
@@ -180,54 +386,77 @@
       <w:r>
         <w:rPr>
           <w:b/>
-          <w:color w:val="B1442F"/>
-          <w:sz w:val="28"/>
+          <w:color w:val="FFFFFF"/>
+          <w:sz w:val="20"/>
+          <w:shd w:val="clear" w:fill="B1442F"/>
         </w:rPr>
-        <w:t>The Picnic Battle</w:t>
+        <w:t xml:space="preserve">  QUESTION 2  </w:t>
+      </w:r>
+      <w:r>
+        <w:rPr>
+          <w:b/>
+          <w:color w:val="6A6256"/>
+          <w:sz w:val="18"/>
+        </w:rPr>
+        <w:t xml:space="preserve">   STEP 2 · JUDGE THEM IN CONTEXT</w:t>
       </w:r>
     </w:p>
     <w:p>
       <w:r>
         <w:rPr>
-          <w:b/>
-          <w:color w:val="6A6256"/>
-          <w:sz w:val="17"/>
+          <w:b w:val="0"/>
+          <w:color w:val="1C1714"/>
+          <w:sz w:val="23"/>
         </w:rPr>
-        <w:t>A BATTLE AS SPECTACLE</w:t>
+        <w:t>Contextualization asks us to judge people by what they knew at the time. In 1861, why was it reasonable — not just foolish — to expect a short war?</w:t>
       </w:r>
     </w:p>
     <w:p>
       <w:pPr>
-        <w:spacing w:after="80"/>
+        <w:spacing w:after="40"/>
+        <w:ind w:left="432"/>
       </w:pPr>
       <w:r>
         <w:rPr>
-          <w:color w:val="1C1714"/>
-          <w:sz w:val="23"/>
+          <w:sz w:val="22"/>
         </w:rPr>
-        <w:t>So certain were Washingtonians of an easy win that civilians rode out with picnic baskets to watch the battle from nearby hills, as if it were a sporting event.</w:t>
+        <w:t>☐  A.  because the South had already surrendered</w:t>
       </w:r>
     </w:p>
     <w:p>
       <w:pPr>
-        <w:spacing w:after="80"/>
+        <w:spacing w:after="40"/>
+        <w:ind w:left="432"/>
       </w:pPr>
       <w:r>
         <w:rPr>
-          <w:color w:val="1C1714"/>
-          <w:sz w:val="23"/>
+          <w:sz w:val="22"/>
         </w:rPr>
-        <w:t>At first the Union seemed to be winning. Then Confederate reinforcements arrived by train — one of the first times railroads decided a battle — and a Virginia general named Thomas Jackson held his line so firmly he earned the nickname “Stonewall.”</w:t>
+        <w:t>☐  B.  because no one had yet seen a modern industrial war, so one decisive battle seemed likely to end it</w:t>
       </w:r>
     </w:p>
     <w:p>
+      <w:pPr>
+        <w:spacing w:after="40"/>
+        <w:ind w:left="432"/>
+      </w:pPr>
       <w:r>
         <w:rPr>
-          <w:i/>
-          <w:color w:val="6A6256"/>
-          <w:sz w:val="17"/>
+          <w:sz w:val="22"/>
         </w:rPr>
-        <w:t>“The First Battle of Bull Run” — engraving, public domain (Library of Congress).</w:t>
+        <w:t>☐  C.  because the two sides were actually friendly</w:t>
+      </w:r>
+    </w:p>
+    <w:p>
+      <w:pPr>
+        <w:spacing w:after="40"/>
+        <w:ind w:left="432"/>
+      </w:pPr>
+      <w:r>
+        <w:rPr>
+          <w:sz w:val="22"/>
+        </w:rPr>
+        <w:t>☐  D.  because the telegraph guaranteed a quick peace</w:t>
       </w:r>
     </w:p>
     <w:p>
@@ -237,40 +466,65 @@
       <w:r>
         <w:rPr>
           <w:b/>
-          <w:color w:val="B1442F"/>
-          <w:sz w:val="28"/>
+          <w:color w:val="FFFFFF"/>
+          <w:sz w:val="20"/>
+          <w:shd w:val="clear" w:fill="B1442F"/>
         </w:rPr>
-        <w:t>The Rout at Bull Run</w:t>
+        <w:t xml:space="preserve">  QUESTION 3  </w:t>
+      </w:r>
+      <w:r>
+        <w:rPr>
+          <w:b/>
+          <w:color w:val="6A6256"/>
+          <w:sz w:val="18"/>
+        </w:rPr>
+        <w:t xml:space="preserve">   STEP 3 · THE TURN</w:t>
       </w:r>
     </w:p>
     <w:p>
       <w:r>
         <w:rPr>
-          <w:b/>
-          <w:color w:val="6A6256"/>
-          <w:sz w:val="17"/>
+          <w:b w:val="0"/>
+          <w:color w:val="1C1714"/>
+          <w:sz w:val="23"/>
         </w:rPr>
-        <w:t>JULY 21, 1861</w:t>
+        <w:t>Use Source B. How does the reality of the retreat clash with the expectations from Source A? Quote one phrase that shows the gap between the two.</w:t>
       </w:r>
     </w:p>
     <w:p>
+      <w:pPr>
+        <w:spacing w:after="120"/>
+      </w:pPr>
       <w:r>
         <w:rPr>
-          <w:i/>
-          <w:color w:val="1C1714"/>
+          <w:color w:val="9A9286"/>
           <w:sz w:val="22"/>
         </w:rPr>
-        <w:t>The Union advance collapsed into a panicked retreat, tangling with the fleeing picnickers on the road back to Washington. The ‘short war’ died on this field.</w:t>
+        <w:t>____________________________________________________________________________________________</w:t>
       </w:r>
     </w:p>
     <w:p>
+      <w:pPr>
+        <w:spacing w:after="120"/>
+      </w:pPr>
       <w:r>
         <w:rPr>
-          <w:i/>
-          <w:color w:val="6A6256"/>
-          <w:sz w:val="17"/>
+          <w:color w:val="9A9286"/>
+          <w:sz w:val="22"/>
         </w:rPr>
-        <w:t>“Battle of Bull Run, July 21, 1861” — hand-colored lithograph, Currier &amp; Ives, 1861, public domain (Library of Congress).</w:t>
+        <w:t>____________________________________________________________________________________________</w:t>
+      </w:r>
+    </w:p>
+    <w:p>
+      <w:pPr>
+        <w:spacing w:after="120"/>
+      </w:pPr>
+      <w:r>
+        <w:rPr>
+          <w:color w:val="9A9286"/>
+          <w:sz w:val="22"/>
+        </w:rPr>
+        <w:t>____________________________________________________________________________________________</w:t>
       </w:r>
     </w:p>
     <w:p>
@@ -280,212 +534,79 @@
       <w:r>
         <w:rPr>
           <w:b/>
-          <w:color w:val="B1442F"/>
-          <w:sz w:val="28"/>
+          <w:color w:val="FFFFFF"/>
+          <w:sz w:val="20"/>
+          <w:shd w:val="clear" w:fill="B1442F"/>
         </w:rPr>
-        <w:t>“The First Battle of Bull Run”</w:t>
+        <w:t xml:space="preserve">  QUESTION 4  </w:t>
+      </w:r>
+      <w:r>
+        <w:rPr>
+          <w:b/>
+          <w:color w:val="6A6256"/>
+          <w:sz w:val="18"/>
+        </w:rPr>
+        <w:t xml:space="preserve">   STEP 4 · WHY IT MATTERS</w:t>
       </w:r>
     </w:p>
     <w:p>
       <w:r>
         <w:rPr>
-          <w:b/>
-          <w:color w:val="6A6256"/>
-          <w:sz w:val="17"/>
+          <w:b w:val="0"/>
+          <w:color w:val="1C1714"/>
+          <w:sz w:val="23"/>
         </w:rPr>
-        <w:t>THE RECKONING</w:t>
-      </w:r>
-    </w:p>
-    <w:p>
-      <w:r>
-        <w:rPr>
-          <w:i/>
-          <w:color w:val="1C1714"/>
-          <w:sz w:val="22"/>
-        </w:rPr>
-        <w:t>Another artist's view of the same day. For a public that had packed picnic baskets, the retreat was the first proof that this war would be neither short nor glorious.</w:t>
-      </w:r>
-    </w:p>
-    <w:p>
-      <w:r>
-        <w:rPr>
-          <w:i/>
-          <w:color w:val="6A6256"/>
-          <w:sz w:val="17"/>
-        </w:rPr>
-        <w:t>“The First Battle of Bull Run” — engraving, public domain (Library of Congress).</w:t>
+        <w:t>In two or three sentences: how did the shock of Bull Run change the way the North prepared for the rest of the war? Why does a nation's expectations about a war matter so much?</w:t>
       </w:r>
     </w:p>
     <w:p>
       <w:pPr>
-        <w:spacing w:before="200"/>
+        <w:spacing w:after="120"/>
       </w:pPr>
       <w:r>
         <w:rPr>
-          <w:b/>
-          <w:color w:val="B1442F"/>
-          <w:sz w:val="28"/>
+          <w:color w:val="9A9286"/>
+          <w:sz w:val="22"/>
         </w:rPr>
-        <w:t>A Different War Than Anyone Expected</w:t>
-      </w:r>
-    </w:p>
-    <w:p>
-      <w:r>
-        <w:rPr>
-          <w:b/>
-          <w:color w:val="6A6256"/>
-          <w:sz w:val="17"/>
-        </w:rPr>
-        <w:t>THE RECKONING</w:t>
+        <w:t>____________________________________________________________________________________________</w:t>
       </w:r>
     </w:p>
     <w:p>
       <w:pPr>
-        <w:spacing w:after="80"/>
+        <w:spacing w:after="120"/>
       </w:pPr>
       <w:r>
         <w:rPr>
-          <w:color w:val="1C1714"/>
-          <w:sz w:val="23"/>
+          <w:color w:val="9A9286"/>
+          <w:sz w:val="22"/>
         </w:rPr>
-        <w:t>The Union retreat turned into a chaotic rout. Nearly 900 men were dead and thousands wounded — a shocking number for a country that had pictured a bloodless parade.</w:t>
+        <w:t>____________________________________________________________________________________________</w:t>
       </w:r>
     </w:p>
     <w:p>
       <w:pPr>
-        <w:spacing w:after="80"/>
+        <w:spacing w:after="120"/>
       </w:pPr>
       <w:r>
         <w:rPr>
-          <w:color w:val="1C1714"/>
-          <w:sz w:val="23"/>
+          <w:color w:val="9A9286"/>
+          <w:sz w:val="22"/>
         </w:rPr>
-        <w:t>The lesson landed hard on both sides. The North realized it would need a huge, trained, long-term army, not ninety-day volunteers. The South, dangerously, grew overconfident. Everyone now understood: this would be long, and it would be terrible.</w:t>
-      </w:r>
-    </w:p>
-    <w:p>
-      <w:r>
-        <w:rPr>
-          <w:i/>
-          <w:color w:val="6A6256"/>
-          <w:sz w:val="17"/>
-        </w:rPr>
-        <w:t>The divided nation, 1861 — map, © ShadowDog Digital Studios (SDS Digital Collection).</w:t>
-      </w:r>
-    </w:p>
-    <w:p>
-      <w:r>
-        <w:rPr>
-          <w:b/>
-          <w:color w:val="6A6256"/>
-          <w:sz w:val="17"/>
-        </w:rPr>
-        <w:t>A UNION SOLDIER, AFTER THE BATTLE</w:t>
+        <w:t>____________________________________________________________________________________________</w:t>
       </w:r>
     </w:p>
     <w:p>
       <w:pPr>
-        <w:spacing w:after="80"/>
+        <w:spacing w:after="120"/>
       </w:pPr>
       <w:r>
         <w:rPr>
-          <w:color w:val="1C1714"/>
-          <w:sz w:val="23"/>
+          <w:color w:val="9A9286"/>
+          <w:sz w:val="22"/>
         </w:rPr>
-        <w:t>I now know what a battle is … the men who went out so gay and confident came back a mob.</w:t>
+        <w:t>____________________________________________________________________________________________</w:t>
       </w:r>
     </w:p>
-    <w:p>
-      <w:pPr>
-        <w:spacing w:before="200"/>
-      </w:pPr>
-      <w:r>
-        <w:rPr>
-          <w:b/>
-          <w:color w:val="B1442F"/>
-          <w:sz w:val="28"/>
-        </w:rPr>
-        <w:t>The End of the Illusion</w:t>
-      </w:r>
-    </w:p>
-    <w:p>
-      <w:r>
-        <w:rPr>
-          <w:b/>
-          <w:color w:val="6A6256"/>
-          <w:sz w:val="17"/>
-        </w:rPr>
-        <w:t>WHY IT MATTERS</w:t>
-      </w:r>
-    </w:p>
-    <w:p>
-      <w:pPr>
-        <w:spacing w:after="80"/>
-      </w:pPr>
-      <w:r>
-        <w:rPr>
-          <w:color w:val="1C1714"/>
-          <w:sz w:val="23"/>
-        </w:rPr>
-        <w:t>Bull Run changed nothing on the map — but it changed how both nations thought. Lincoln signed calls for hundreds of thousands of three-year volunteers. The war economy, the draft, the scale of death to come — all of it began with the shock of this single day.</w:t>
-      </w:r>
-    </w:p>
-    <w:p>
-      <w:pPr>
-        <w:spacing w:after="80"/>
-      </w:pPr>
-      <w:r>
-        <w:rPr>
-          <w:color w:val="1C1714"/>
-          <w:sz w:val="23"/>
-        </w:rPr>
-        <w:t>To understand 1861, you have to put yourself inside the expectations of people who had never seen modern war. That skill — judging people by what they knew at the time — is called contextualization.</w:t>
-      </w:r>
-    </w:p>
-    <w:p>
-      <w:r>
-        <w:rPr>
-          <w:i/>
-          <w:color w:val="6A6256"/>
-          <w:sz w:val="17"/>
-        </w:rPr>
-        <w:t>“The First Battle of Bull Run” — engraving, public domain (Library of Congress).</w:t>
-      </w:r>
-    </w:p>
-    <w:p>
-      <w:pPr>
-        <w:spacing w:before="200"/>
-      </w:pPr>
-      <w:r>
-        <w:rPr>
-          <w:b/>
-          <w:color w:val="B1442F"/>
-          <w:sz w:val="28"/>
-        </w:rPr>
-        <w:t>Into the Minds of 1861</w:t>
-      </w:r>
-    </w:p>
-    <w:p>
-      <w:r>
-        <w:rPr>
-          <w:b/>
-          <w:color w:val="6A6256"/>
-          <w:sz w:val="17"/>
-        </w:rPr>
-        <w:t>YOUR TURN</w:t>
-      </w:r>
-    </w:p>
-    <w:p>
-      <w:r>
-        <w:rPr>
-          <w:i/>
-          <w:color w:val="1C1714"/>
-          <w:sz w:val="22"/>
-        </w:rPr>
-        <w:t>You'll step back into the summer of 1861 and use contextualization to explain why intelligent people expected a short war — and why they were so wrong.</w:t>
-      </w:r>
-    </w:p>
-    <w:p/>
     <w:p>
       <w:pPr>
         <w:jc w:val="center"/>
@@ -498,9 +619,160 @@
         <w:t>Promise &amp; Practice · ShadowDog Digital Studios · Unit 2</w:t>
       </w:r>
     </w:p>
+    <w:p>
+      <w:r>
+        <w:br w:type="page"/>
+      </w:r>
+    </w:p>
+    <w:tbl>
+      <w:tblPr>
+        <w:tblW w:type="auto" w:w="0"/>
+        <w:tblLayout w:type="autofit"/>
+        <w:tblLook w:firstColumn="1" w:firstRow="1" w:lastColumn="0" w:lastRow="0" w:noHBand="0" w:noVBand="1" w:val="04A0"/>
+      </w:tblPr>
+      <w:tblGrid>
+        <w:gridCol w:w="10224"/>
+      </w:tblGrid>
+      <w:tr>
+        <w:tc>
+          <w:tcPr>
+            <w:tcW w:type="dxa" w:w="10224"/>
+            <w:shd w:val="clear" w:fill="2c2219"/>
+          </w:tcPr>
+          <w:p>
+            <w:r>
+              <w:rPr>
+                <w:b/>
+                <w:color w:val="F0A184"/>
+                <w:sz w:val="28"/>
+              </w:rPr>
+              <w:t>TEACHER ANSWER KEY  —  First Bull Run — A House Divided</w:t>
+            </w:r>
+          </w:p>
+        </w:tc>
+      </w:tr>
+    </w:tbl>
+    <w:p/>
+    <w:p>
+      <w:r>
+        <w:rPr>
+          <w:b/>
+          <w:color w:val="B1442F"/>
+          <w:sz w:val="22"/>
+        </w:rPr>
+        <w:t xml:space="preserve">QUESTION 1:  </w:t>
+      </w:r>
+      <w:r>
+        <w:rPr>
+          <w:sz w:val="22"/>
+        </w:rPr>
+        <w:t>Open response.</w:t>
+      </w:r>
+    </w:p>
+    <w:p>
+      <w:pPr>
+        <w:ind w:left="432"/>
+      </w:pPr>
+      <w:r>
+        <w:rPr>
+          <w:i/>
+          <w:color w:val="6A6256"/>
+          <w:sz w:val="21"/>
+        </w:rPr>
+        <w:t>Look for a response along the lines of: “Before Bull Run, Northerners expected… They enlisted for only 90 days because…”</w:t>
+      </w:r>
+    </w:p>
+    <w:p>
+      <w:r>
+        <w:rPr>
+          <w:b/>
+          <w:color w:val="B1442F"/>
+          <w:sz w:val="22"/>
+        </w:rPr>
+        <w:t xml:space="preserve">QUESTION 2:  </w:t>
+      </w:r>
+      <w:r>
+        <w:rPr>
+          <w:b/>
+          <w:sz w:val="22"/>
+        </w:rPr>
+        <w:t>Correct — B. because no one had yet seen a modern industrial war, so one decisive battle seemed likely to end it</w:t>
+      </w:r>
+    </w:p>
+    <w:p>
+      <w:pPr>
+        <w:ind w:left="432"/>
+      </w:pPr>
+      <w:r>
+        <w:rPr>
+          <w:i/>
+          <w:color w:val="6A6256"/>
+          <w:sz w:val="21"/>
+        </w:rPr>
+        <w:t>Right. No one alive had seen an industrial war on this scale. With no modern example to learn from, both sides reasonably — if wrongly — expected one big battle to settle everything.</w:t>
+      </w:r>
+    </w:p>
+    <w:p>
+      <w:r>
+        <w:rPr>
+          <w:b/>
+          <w:color w:val="B1442F"/>
+          <w:sz w:val="22"/>
+        </w:rPr>
+        <w:t xml:space="preserve">QUESTION 3:  </w:t>
+      </w:r>
+      <w:r>
+        <w:rPr>
+          <w:sz w:val="22"/>
+        </w:rPr>
+        <w:t>Open response.</w:t>
+      </w:r>
+    </w:p>
+    <w:p>
+      <w:pPr>
+        <w:ind w:left="432"/>
+      </w:pPr>
+      <w:r>
+        <w:rPr>
+          <w:i/>
+          <w:color w:val="6A6256"/>
+          <w:sz w:val="21"/>
+        </w:rPr>
+        <w:t>Look for a response along the lines of: “Source A expected…, but Source B shows…. One phrase is “…”.”</w:t>
+      </w:r>
+    </w:p>
+    <w:p>
+      <w:r>
+        <w:rPr>
+          <w:b/>
+          <w:color w:val="B1442F"/>
+          <w:sz w:val="22"/>
+        </w:rPr>
+        <w:t xml:space="preserve">QUESTION 4:  </w:t>
+      </w:r>
+      <w:r>
+        <w:rPr>
+          <w:sz w:val="22"/>
+        </w:rPr>
+        <w:t>Open response.</w:t>
+      </w:r>
+    </w:p>
+    <w:p>
+      <w:pPr>
+        <w:ind w:left="432"/>
+      </w:pPr>
+      <w:r>
+        <w:rPr>
+          <w:i/>
+          <w:color w:val="6A6256"/>
+          <w:sz w:val="21"/>
+        </w:rPr>
+        <w:t>Look for a response along the lines of: “After Bull Run the North…, which matters because…”</w:t>
+      </w:r>
+    </w:p>
     <w:sectPr>
       <w:pgSz w:w="12240" w:h="15840"/>
-      <w:pgMar w:top="1152" w:right="1152" w:bottom="1152" w:left="1152" w:header="720" w:footer="720" w:gutter="0"/>
+      <w:pgMar w:top="1008" w:right="1008" w:bottom="1008" w:left="1008" w:header="720" w:footer="720" w:gutter="0"/>
       <w:cols w:space="720"/>
       <w:docGrid w:linePitch="360"/>
     </w:sectPr>
